--- a/research/submission/Article1_TitlePage.docx
+++ b/research/submission/Article1_TitlePage.docx
@@ -315,7 +315,7 @@
           <w:sz w:val="24"/>
           <w:szCs w:val="24"/>
         </w:rPr>
-        <w:t xml:space="preserve">Constructed study records and the aggregate reproducibility and reliability data are available from the corresponding author on reasonable request.</w:t>
+        <w:t xml:space="preserve">Constructed study records, the de-identified rater label data, and the deterministic analysis script that computes the agreement coefficients and their confidence intervals are available from the corresponding author on reasonable request.</w:t>
       </w:r>
     </w:p>
     <w:p>
